--- a/no_code_app/build_local_apps_with_ai.docx
+++ b/no_code_app/build_local_apps_with_ai.docx
@@ -1815,7 +1815,7 @@
                 <w:sz w:val="20"/>
                 <w:szCs w:val="20"/>
               </w:rPr>
-              <w:t xml:space="preserve">Python 3.11+</w:t>
+              <w:t xml:space="preserve">Python 3.13+</w:t>
             </w:r>
           </w:p>
         </w:tc>
